--- a/Noi day/Sơ đồ nối dây hệ thống.docx
+++ b/Noi day/Sơ đồ nối dây hệ thống.docx
@@ -5,6 +5,7 @@
     <w:p/>
     <w:p>
       <w:pPr>
+        <w:jc w:val="center"/>
         <w:rPr>
           <w:b/>
           <w:bCs/>
@@ -15,7 +16,65 @@
           <w:b/>
           <w:bCs/>
         </w:rPr>
-        <w:t xml:space="preserve">SƠ ĐỒ NỐI DÂY ESP32 – ESP8266 (UART) </w:t>
+        <w:t>SƠ ĐỒ NỐI DÂY ESP32 – ESP8266 (UART)</w:t>
+      </w:r>
+    </w:p>
+    <w:p>
+      <w:r>
+        <w:t>========================</w:t>
+      </w:r>
+    </w:p>
+    <w:p>
+      <w:pPr>
+        <w:rPr>
+          <w:b/>
+          <w:bCs/>
+        </w:rPr>
+      </w:pPr>
+      <w:r>
+        <w:rPr>
+          <w:b/>
+          <w:bCs/>
+        </w:rPr>
+        <w:t>1. KẾT NỐI ESP32 ↔ ESP8266 (UART)</w:t>
+      </w:r>
+    </w:p>
+    <w:p>
+      <w:r>
+        <w:t>========================</w:t>
+      </w:r>
+    </w:p>
+    <w:p>
+      <w:r>
+        <w:t>ESP32 GPIO1</w:t>
+      </w:r>
+      <w:r>
+        <w:t>4</w:t>
+      </w:r>
+      <w:r>
+        <w:t xml:space="preserve"> (RX2)  &lt;--- TX ESP8266</w:t>
+      </w:r>
+    </w:p>
+    <w:p>
+      <w:r>
+        <w:t xml:space="preserve">ESP32 </w:t>
+      </w:r>
+      <w:r>
+        <w:t>GPIO13</w:t>
+      </w:r>
+      <w:r>
+        <w:t xml:space="preserve"> (TX2)  ---&gt; RX ESP8266</w:t>
+      </w:r>
+    </w:p>
+    <w:p>
+      <w:r>
+        <w:t xml:space="preserve">GND ESP32    </w:t>
+      </w:r>
+      <w:r>
+        <w:t>--- GND</w:t>
+      </w:r>
+      <w:r>
+        <w:t xml:space="preserve"> ESP8266</w:t>
       </w:r>
     </w:p>
     <w:p/>
@@ -36,7 +95,7 @@
           <w:b/>
           <w:bCs/>
         </w:rPr>
-        <w:t>1. KẾT NỐI ESP32 ↔ ESP8266 (UART)</w:t>
+        <w:t>2. LCD 16x2 I2C → ESP32</w:t>
       </w:r>
     </w:p>
     <w:p>
@@ -46,51 +105,88 @@
     </w:p>
     <w:p>
       <w:r>
-        <w:t>ESP32 GPIO1</w:t>
-      </w:r>
-      <w:r>
-        <w:t>4</w:t>
-      </w:r>
-      <w:r>
-        <w:t xml:space="preserve"> (RX2</w:t>
-      </w:r>
-      <w:proofErr w:type="gramStart"/>
-      <w:r>
-        <w:t>)  &lt;</w:t>
-      </w:r>
-      <w:proofErr w:type="gramEnd"/>
-      <w:r>
-        <w:t>--- TX ESP8266</w:t>
+        <w:t>SDA  → GPIO</w:t>
+      </w:r>
+      <w:r>
+        <w:t>32</w:t>
       </w:r>
     </w:p>
     <w:p>
       <w:r>
-        <w:t xml:space="preserve">ESP32 </w:t>
-      </w:r>
-      <w:r>
-        <w:t>GPIO13</w:t>
-      </w:r>
-      <w:r>
-        <w:t xml:space="preserve"> (TX2</w:t>
-      </w:r>
-      <w:proofErr w:type="gramStart"/>
-      <w:r>
-        <w:t>)  ---</w:t>
-      </w:r>
-      <w:proofErr w:type="gramEnd"/>
-      <w:r>
-        <w:t>&gt; RX ESP8266</w:t>
+        <w:t>SCL  → GPIO</w:t>
+      </w:r>
+      <w:r>
+        <w:t>33</w:t>
       </w:r>
     </w:p>
     <w:p>
       <w:r>
-        <w:t xml:space="preserve">GND ESP32           </w:t>
-      </w:r>
-      <w:r>
-        <w:t>--- GND</w:t>
-      </w:r>
-      <w:r>
-        <w:t xml:space="preserve"> ESP8266</w:t>
+        <w:t>VCC  → 5V</w:t>
+      </w:r>
+    </w:p>
+    <w:p>
+      <w:r>
+        <w:t>GND  → GND</w:t>
+      </w:r>
+    </w:p>
+    <w:p>
+      <w:r>
+        <w:t>========================</w:t>
+      </w:r>
+    </w:p>
+    <w:p>
+      <w:pPr>
+        <w:rPr>
+          <w:b/>
+          <w:bCs/>
+        </w:rPr>
+      </w:pPr>
+      <w:r>
+        <w:rPr>
+          <w:b/>
+          <w:bCs/>
+        </w:rPr>
+        <w:t>3. RFID RC522 → ESP32 (SPI)</w:t>
+      </w:r>
+    </w:p>
+    <w:p>
+      <w:r>
+        <w:t>========================</w:t>
+      </w:r>
+    </w:p>
+    <w:p>
+      <w:r>
+        <w:t>SDA  → GPIO5</w:t>
+      </w:r>
+    </w:p>
+    <w:p>
+      <w:r>
+        <w:t>SCK  → GPIO18</w:t>
+      </w:r>
+    </w:p>
+    <w:p>
+      <w:r>
+        <w:t>MOSI → GPIO23</w:t>
+      </w:r>
+    </w:p>
+    <w:p>
+      <w:r>
+        <w:t>MISO → GPIO19</w:t>
+      </w:r>
+    </w:p>
+    <w:p>
+      <w:r>
+        <w:t>RST  → GPIO4</w:t>
+      </w:r>
+    </w:p>
+    <w:p>
+      <w:r>
+        <w:t>3.3V → 3.3V</w:t>
+      </w:r>
+    </w:p>
+    <w:p>
+      <w:r>
+        <w:t>GND  → GND</w:t>
       </w:r>
     </w:p>
     <w:p/>
@@ -111,7 +207,35 @@
           <w:b/>
           <w:bCs/>
         </w:rPr>
-        <w:t>2. LCD 16x2 I2C → ESP32</w:t>
+        <w:t xml:space="preserve">4. KEYPAD 4x4 → </w:t>
+      </w:r>
+      <w:r>
+        <w:rPr>
+          <w:b/>
+          <w:bCs/>
+        </w:rPr>
+        <w:t>PCF8574</w:t>
+      </w:r>
+      <w:r>
+        <w:rPr>
+          <w:b/>
+          <w:bCs/>
+        </w:rPr>
+        <w:t xml:space="preserve"> (</w:t>
+      </w:r>
+      <w:r>
+        <w:rPr>
+          <w:b/>
+          <w:bCs/>
+        </w:rPr>
+        <w:t>1</w:t>
+      </w:r>
+      <w:r>
+        <w:rPr>
+          <w:b/>
+          <w:bCs/>
+        </w:rPr>
+        <w:t>)</w:t>
       </w:r>
     </w:p>
     <w:p>
@@ -120,49 +244,416 @@
       </w:r>
     </w:p>
     <w:p>
-      <w:proofErr w:type="gramStart"/>
-      <w:r>
-        <w:t>SDA  →</w:t>
-      </w:r>
-      <w:proofErr w:type="gramEnd"/>
-      <w:r>
-        <w:t xml:space="preserve"> GPIO</w:t>
-      </w:r>
-      <w:r>
-        <w:t>32</w:t>
+      <w:pPr>
+        <w:rPr>
+          <w:lang w:val="vi-VN"/>
+        </w:rPr>
+      </w:pPr>
+      <w:r>
+        <w:t xml:space="preserve">Row: </w:t>
+      </w:r>
+      <w:r>
+        <w:t>P0</w:t>
+      </w:r>
+      <w:r>
+        <w:rPr>
+          <w:lang w:val="vi-VN"/>
+        </w:rPr>
+        <w:t>,1,2,3</w:t>
       </w:r>
     </w:p>
     <w:p>
-      <w:proofErr w:type="gramStart"/>
-      <w:r>
-        <w:t>SCL  →</w:t>
-      </w:r>
-      <w:proofErr w:type="gramEnd"/>
-      <w:r>
-        <w:t xml:space="preserve"> GPIO</w:t>
-      </w:r>
-      <w:r>
-        <w:t>33</w:t>
+      <w:pPr>
+        <w:rPr>
+          <w:lang w:val="vi-VN"/>
+        </w:rPr>
+      </w:pPr>
+      <w:r>
+        <w:t xml:space="preserve">Col: </w:t>
+      </w:r>
+      <w:r>
+        <w:t>P4</w:t>
+      </w:r>
+      <w:r>
+        <w:rPr>
+          <w:lang w:val="vi-VN"/>
+        </w:rPr>
+        <w:t>,5,6,7</w:t>
       </w:r>
     </w:p>
     <w:p>
-      <w:proofErr w:type="gramStart"/>
-      <w:r>
-        <w:t>VCC  →</w:t>
-      </w:r>
-      <w:proofErr w:type="gramEnd"/>
-      <w:r>
-        <w:t xml:space="preserve"> 5V</w:t>
-      </w:r>
+      <w:pPr>
+        <w:rPr>
+          <w:lang w:val="vi-VN"/>
+        </w:rPr>
+      </w:pPr>
     </w:p>
     <w:p>
-      <w:proofErr w:type="gramStart"/>
-      <w:r>
-        <w:t>GND  →</w:t>
-      </w:r>
-      <w:proofErr w:type="gramEnd"/>
-      <w:r>
-        <w:t xml:space="preserve"> GND</w:t>
+      <w:pPr>
+        <w:rPr>
+          <w:lang w:val="vi-VN"/>
+        </w:rPr>
+      </w:pPr>
+      <w:r>
+        <w:t>========================</w:t>
+      </w:r>
+    </w:p>
+    <w:p>
+      <w:pPr>
+        <w:rPr>
+          <w:b/>
+          <w:bCs/>
+          <w:lang w:val="vi-VN"/>
+        </w:rPr>
+      </w:pPr>
+      <w:r>
+        <w:rPr>
+          <w:b/>
+          <w:bCs/>
+        </w:rPr>
+        <w:t xml:space="preserve">5. </w:t>
+      </w:r>
+      <w:r>
+        <w:rPr>
+          <w:b/>
+          <w:bCs/>
+        </w:rPr>
+        <w:t>PCF8574</w:t>
+      </w:r>
+      <w:r>
+        <w:rPr>
+          <w:b/>
+          <w:bCs/>
+        </w:rPr>
+        <w:t xml:space="preserve">(1) </w:t>
+      </w:r>
+      <w:r>
+        <w:rPr>
+          <w:b/>
+          <w:bCs/>
+          <w:lang w:val="vi-VN"/>
+        </w:rPr>
+        <w:t>-&gt;</w:t>
+      </w:r>
+      <w:r>
+        <w:rPr>
+          <w:b/>
+          <w:bCs/>
+        </w:rPr>
+        <w:t>ESP32</w:t>
+      </w:r>
+    </w:p>
+    <w:p>
+      <w:pPr>
+        <w:rPr>
+          <w:b/>
+          <w:bCs/>
+          <w:lang w:val="vi-VN"/>
+        </w:rPr>
+      </w:pPr>
+      <w:r>
+        <w:t>========================</w:t>
+      </w:r>
+    </w:p>
+    <w:p>
+      <w:pPr>
+        <w:rPr>
+          <w:lang w:val="vi-VN"/>
+        </w:rPr>
+      </w:pPr>
+      <w:r>
+        <w:rPr>
+          <w:lang w:val="vi-VN"/>
+        </w:rPr>
+        <w:t xml:space="preserve">SDA      GPIO </w:t>
+      </w:r>
+      <w:r>
+        <w:rPr>
+          <w:lang w:val="vi-VN"/>
+        </w:rPr>
+        <w:t>21</w:t>
+      </w:r>
+    </w:p>
+    <w:p>
+      <w:pPr>
+        <w:rPr>
+          <w:lang w:val="vi-VN"/>
+        </w:rPr>
+      </w:pPr>
+      <w:r>
+        <w:rPr>
+          <w:lang w:val="vi-VN"/>
+        </w:rPr>
+        <w:t xml:space="preserve">SCL    GPIO </w:t>
+      </w:r>
+      <w:r>
+        <w:rPr>
+          <w:lang w:val="vi-VN"/>
+        </w:rPr>
+        <w:t>22</w:t>
+      </w:r>
+    </w:p>
+    <w:p>
+      <w:pPr>
+        <w:rPr>
+          <w:lang w:val="vi-VN"/>
+        </w:rPr>
+      </w:pPr>
+    </w:p>
+    <w:p>
+      <w:r>
+        <w:t>========================</w:t>
+      </w:r>
+    </w:p>
+    <w:p>
+      <w:pPr>
+        <w:rPr>
+          <w:b/>
+          <w:bCs/>
+        </w:rPr>
+      </w:pPr>
+      <w:r>
+        <w:rPr>
+          <w:b/>
+          <w:bCs/>
+        </w:rPr>
+        <w:t>6</w:t>
+      </w:r>
+      <w:r>
+        <w:rPr>
+          <w:b/>
+          <w:bCs/>
+        </w:rPr>
+        <w:t xml:space="preserve">. TOUCH SENSOR → </w:t>
+      </w:r>
+      <w:r>
+        <w:rPr>
+          <w:b/>
+          <w:bCs/>
+        </w:rPr>
+        <w:t>PCF8574</w:t>
+      </w:r>
+      <w:r>
+        <w:rPr>
+          <w:b/>
+          <w:bCs/>
+        </w:rPr>
+        <w:t xml:space="preserve"> (2)</w:t>
+      </w:r>
+    </w:p>
+    <w:p>
+      <w:r>
+        <w:t>========================</w:t>
+      </w:r>
+    </w:p>
+    <w:p>
+      <w:pPr>
+        <w:rPr>
+          <w:lang w:val="vi-VN"/>
+        </w:rPr>
+      </w:pPr>
+      <w:r>
+        <w:t xml:space="preserve">Touch 1 → </w:t>
+      </w:r>
+      <w:r>
+        <w:t>P0</w:t>
+      </w:r>
+    </w:p>
+    <w:p>
+      <w:r>
+        <w:t xml:space="preserve">Touch 2 → </w:t>
+      </w:r>
+      <w:r>
+        <w:t>P1</w:t>
+      </w:r>
+    </w:p>
+    <w:p>
+      <w:r>
+        <w:t>Touch3 -&gt; P2</w:t>
+      </w:r>
+    </w:p>
+    <w:p>
+      <w:r>
+        <w:t>========================</w:t>
+      </w:r>
+    </w:p>
+    <w:p>
+      <w:pPr>
+        <w:rPr>
+          <w:b/>
+          <w:bCs/>
+        </w:rPr>
+      </w:pPr>
+      <w:r>
+        <w:rPr>
+          <w:b/>
+          <w:bCs/>
+        </w:rPr>
+        <w:t>7</w:t>
+      </w:r>
+      <w:r>
+        <w:rPr>
+          <w:b/>
+          <w:bCs/>
+        </w:rPr>
+        <w:t>. CẢM BIẾN NHIỆT ĐỘ (DHT</w:t>
+      </w:r>
+      <w:r>
+        <w:rPr>
+          <w:b/>
+          <w:bCs/>
+        </w:rPr>
+        <w:t>1</w:t>
+      </w:r>
+      <w:r>
+        <w:rPr>
+          <w:b/>
+          <w:bCs/>
+        </w:rPr>
+        <w:t>1)</w:t>
+      </w:r>
+      <w:r>
+        <w:rPr>
+          <w:b/>
+          <w:bCs/>
+        </w:rPr>
+        <w:t xml:space="preserve"> -&gt; ESP32</w:t>
+      </w:r>
+    </w:p>
+    <w:p>
+      <w:r>
+        <w:t>========================</w:t>
+      </w:r>
+    </w:p>
+    <w:p>
+      <w:pPr>
+        <w:rPr>
+          <w:lang w:val="vi-VN"/>
+        </w:rPr>
+      </w:pPr>
+      <w:r>
+        <w:t xml:space="preserve">DATA → </w:t>
+      </w:r>
+      <w:r>
+        <w:t>D25</w:t>
+      </w:r>
+    </w:p>
+    <w:p>
+      <w:r>
+        <w:t>VCC  → 3.3V</w:t>
+      </w:r>
+    </w:p>
+    <w:p>
+      <w:r>
+        <w:t>GND  → GND</w:t>
+      </w:r>
+    </w:p>
+    <w:p>
+      <w:pPr>
+        <w:rPr>
+          <w:lang w:val="vi-VN"/>
+        </w:rPr>
+      </w:pPr>
+    </w:p>
+    <w:p>
+      <w:pPr>
+        <w:rPr>
+          <w:lang w:val="vi-VN"/>
+        </w:rPr>
+      </w:pPr>
+      <w:r>
+        <w:lastRenderedPageBreak/>
+        <w:t>========================</w:t>
+      </w:r>
+    </w:p>
+    <w:p>
+      <w:pPr>
+        <w:rPr>
+          <w:b/>
+          <w:bCs/>
+          <w:lang w:val="vi-VN"/>
+        </w:rPr>
+      </w:pPr>
+      <w:r>
+        <w:rPr>
+          <w:b/>
+          <w:bCs/>
+        </w:rPr>
+        <w:t xml:space="preserve">8. </w:t>
+      </w:r>
+      <w:r>
+        <w:rPr>
+          <w:b/>
+          <w:bCs/>
+        </w:rPr>
+        <w:t>PCF8574</w:t>
+      </w:r>
+      <w:r>
+        <w:rPr>
+          <w:b/>
+          <w:bCs/>
+        </w:rPr>
+        <w:t>(2)-&gt;</w:t>
+      </w:r>
+      <w:r>
+        <w:rPr>
+          <w:b/>
+          <w:bCs/>
+          <w:lang w:val="vi-VN"/>
+        </w:rPr>
+        <w:t xml:space="preserve"> ESP32</w:t>
+      </w:r>
+    </w:p>
+    <w:p>
+      <w:pPr>
+        <w:rPr>
+          <w:b/>
+          <w:bCs/>
+          <w:lang w:val="vi-VN"/>
+        </w:rPr>
+      </w:pPr>
+      <w:r>
+        <w:t>========================</w:t>
+      </w:r>
+    </w:p>
+    <w:p>
+      <w:r>
+        <w:t>S</w:t>
+      </w:r>
+      <w:r>
+        <w:t>LC</w:t>
+      </w:r>
+      <w:r>
+        <w:t xml:space="preserve"> </w:t>
+      </w:r>
+      <w:r>
+        <w:t xml:space="preserve">-&gt; </w:t>
+      </w:r>
+      <w:r>
+        <w:t>D</w:t>
+      </w:r>
+      <w:r>
+        <w:t>22</w:t>
+      </w:r>
+    </w:p>
+    <w:p>
+      <w:r>
+        <w:t>S</w:t>
+      </w:r>
+      <w:r>
+        <w:t>D</w:t>
+      </w:r>
+      <w:r>
+        <w:t xml:space="preserve">A </w:t>
+      </w:r>
+      <w:r>
+        <w:t>-&gt;</w:t>
+      </w:r>
+      <w:r>
+        <w:t>D</w:t>
+      </w:r>
+      <w:r>
+        <w:t>21</w:t>
       </w:r>
     </w:p>
     <w:p/>
@@ -183,7 +674,14 @@
           <w:b/>
           <w:bCs/>
         </w:rPr>
-        <w:t>3. RFID RC522 → ESP32 (SPI)</w:t>
+        <w:t>9</w:t>
+      </w:r>
+      <w:r>
+        <w:rPr>
+          <w:b/>
+          <w:bCs/>
+        </w:rPr>
+        <w:t>. CẢM BIẾN GAS MQ → ESP32</w:t>
       </w:r>
     </w:p>
     <w:p>
@@ -192,59 +690,26 @@
       </w:r>
     </w:p>
     <w:p>
-      <w:proofErr w:type="gramStart"/>
-      <w:r>
-        <w:t>SDA  →</w:t>
-      </w:r>
-      <w:proofErr w:type="gramEnd"/>
-      <w:r>
-        <w:t xml:space="preserve"> GPIO5</w:t>
+      <w:pPr>
+        <w:rPr>
+          <w:lang w:val="vi-VN"/>
+        </w:rPr>
+      </w:pPr>
+      <w:r>
+        <w:t xml:space="preserve">AO  → </w:t>
+      </w:r>
+      <w:r>
+        <w:t>GPIO34</w:t>
       </w:r>
     </w:p>
     <w:p>
-      <w:proofErr w:type="gramStart"/>
-      <w:r>
-        <w:t>SCK  →</w:t>
-      </w:r>
-      <w:proofErr w:type="gramEnd"/>
-      <w:r>
-        <w:t xml:space="preserve"> GPIO18</w:t>
+      <w:r>
+        <w:t>VCC → 5V</w:t>
       </w:r>
     </w:p>
     <w:p>
       <w:r>
-        <w:t>MOSI → GPIO23</w:t>
-      </w:r>
-    </w:p>
-    <w:p>
-      <w:r>
-        <w:t>MISO → GPIO19</w:t>
-      </w:r>
-    </w:p>
-    <w:p>
-      <w:proofErr w:type="gramStart"/>
-      <w:r>
-        <w:t>RST  →</w:t>
-      </w:r>
-      <w:proofErr w:type="gramEnd"/>
-      <w:r>
-        <w:t xml:space="preserve"> GPIO4</w:t>
-      </w:r>
-    </w:p>
-    <w:p>
-      <w:r>
-        <w:lastRenderedPageBreak/>
-        <w:t>3.3V → 3.3V</w:t>
-      </w:r>
-    </w:p>
-    <w:p>
-      <w:proofErr w:type="gramStart"/>
-      <w:r>
-        <w:t>GND  →</w:t>
-      </w:r>
-      <w:proofErr w:type="gramEnd"/>
-      <w:r>
-        <w:t xml:space="preserve"> GND</w:t>
+        <w:t>GND → GND</w:t>
       </w:r>
     </w:p>
     <w:p/>
@@ -265,35 +730,14 @@
           <w:b/>
           <w:bCs/>
         </w:rPr>
-        <w:t xml:space="preserve">4. KEYPAD 4x4 → </w:t>
+        <w:t>10</w:t>
       </w:r>
       <w:r>
         <w:rPr>
           <w:b/>
           <w:bCs/>
         </w:rPr>
-        <w:t>PCF8574</w:t>
-      </w:r>
-      <w:r>
-        <w:rPr>
-          <w:b/>
-          <w:bCs/>
-        </w:rPr>
-        <w:t xml:space="preserve"> (</w:t>
-      </w:r>
-      <w:r>
-        <w:rPr>
-          <w:b/>
-          <w:bCs/>
-        </w:rPr>
-        <w:t>1</w:t>
-      </w:r>
-      <w:r>
-        <w:rPr>
-          <w:b/>
-          <w:bCs/>
-        </w:rPr>
-        <w:t>)</w:t>
+        <w:t>. CẢM BIẾN MƯA → ESP32</w:t>
       </w:r>
     </w:p>
     <w:p>
@@ -302,428 +746,8 @@
       </w:r>
     </w:p>
     <w:p>
-      <w:pPr>
-        <w:rPr>
-          <w:lang w:val="vi-VN"/>
-        </w:rPr>
-      </w:pPr>
-      <w:r>
-        <w:t xml:space="preserve">Row: </w:t>
-      </w:r>
-      <w:r>
-        <w:t>P0</w:t>
-      </w:r>
-      <w:r>
-        <w:rPr>
-          <w:lang w:val="vi-VN"/>
-        </w:rPr>
-        <w:t>,1,2,3</w:t>
-      </w:r>
-    </w:p>
-    <w:p>
-      <w:pPr>
-        <w:rPr>
-          <w:lang w:val="vi-VN"/>
-        </w:rPr>
-      </w:pPr>
-      <w:r>
-        <w:t xml:space="preserve">Col: </w:t>
-      </w:r>
-      <w:r>
-        <w:t>P4</w:t>
-      </w:r>
-      <w:r>
-        <w:rPr>
-          <w:lang w:val="vi-VN"/>
-        </w:rPr>
-        <w:t>,5,6,7</w:t>
-      </w:r>
-    </w:p>
-    <w:p>
-      <w:pPr>
-        <w:rPr>
-          <w:b/>
-          <w:bCs/>
-          <w:lang w:val="vi-VN"/>
-        </w:rPr>
-      </w:pPr>
-      <w:r>
-        <w:rPr>
-          <w:b/>
-          <w:bCs/>
-        </w:rPr>
-        <w:t>PCF8574</w:t>
-      </w:r>
-      <w:r>
-        <w:rPr>
-          <w:b/>
-          <w:bCs/>
-        </w:rPr>
-        <w:t xml:space="preserve">(1) </w:t>
-      </w:r>
-      <w:r>
-        <w:rPr>
-          <w:b/>
-          <w:bCs/>
-          <w:lang w:val="vi-VN"/>
-        </w:rPr>
-        <w:t>-&gt;</w:t>
-      </w:r>
-      <w:r>
-        <w:rPr>
-          <w:b/>
-          <w:bCs/>
-        </w:rPr>
-        <w:t>ESP32</w:t>
-      </w:r>
-    </w:p>
-    <w:p>
-      <w:pPr>
-        <w:rPr>
-          <w:lang w:val="vi-VN"/>
-        </w:rPr>
-      </w:pPr>
-      <w:r>
-        <w:rPr>
-          <w:lang w:val="vi-VN"/>
-        </w:rPr>
-        <w:t xml:space="preserve">SDA      GPIO </w:t>
-      </w:r>
-      <w:r>
-        <w:rPr>
-          <w:lang w:val="vi-VN"/>
-        </w:rPr>
-        <w:t>21</w:t>
-      </w:r>
-    </w:p>
-    <w:p>
-      <w:pPr>
-        <w:rPr>
-          <w:lang w:val="vi-VN"/>
-        </w:rPr>
-      </w:pPr>
-      <w:r>
-        <w:rPr>
-          <w:lang w:val="vi-VN"/>
-        </w:rPr>
-        <w:t xml:space="preserve">SCL    GPIO </w:t>
-      </w:r>
-      <w:r>
-        <w:rPr>
-          <w:lang w:val="vi-VN"/>
-        </w:rPr>
-        <w:t>22</w:t>
-      </w:r>
-    </w:p>
-    <w:p>
-      <w:r>
-        <w:t>========================</w:t>
-      </w:r>
-    </w:p>
-    <w:p>
-      <w:pPr>
-        <w:rPr>
-          <w:b/>
-          <w:bCs/>
-        </w:rPr>
-      </w:pPr>
-      <w:r>
-        <w:rPr>
-          <w:b/>
-          <w:bCs/>
-        </w:rPr>
-        <w:t xml:space="preserve">5. TOUCH SENSOR → </w:t>
-      </w:r>
-      <w:r>
-        <w:rPr>
-          <w:b/>
-          <w:bCs/>
-        </w:rPr>
-        <w:t>PCF8574</w:t>
-      </w:r>
-      <w:r>
-        <w:rPr>
-          <w:b/>
-          <w:bCs/>
-        </w:rPr>
-        <w:t xml:space="preserve"> (2)</w:t>
-      </w:r>
-    </w:p>
-    <w:p>
-      <w:r>
-        <w:t>========================</w:t>
-      </w:r>
-    </w:p>
-    <w:p>
-      <w:pPr>
-        <w:rPr>
-          <w:lang w:val="vi-VN"/>
-        </w:rPr>
-      </w:pPr>
-      <w:r>
-        <w:t xml:space="preserve">Touch 1 → </w:t>
-      </w:r>
-      <w:r>
-        <w:t>P0</w:t>
-      </w:r>
-    </w:p>
-    <w:p>
-      <w:r>
-        <w:t xml:space="preserve">Touch 2 → </w:t>
-      </w:r>
-      <w:r>
-        <w:t>P1</w:t>
-      </w:r>
-    </w:p>
-    <w:p>
-      <w:r>
-        <w:t>Touch3 -&gt; P2</w:t>
-      </w:r>
-    </w:p>
-    <w:p>
-      <w:r>
-        <w:t>========================</w:t>
-      </w:r>
-    </w:p>
-    <w:p>
-      <w:pPr>
-        <w:rPr>
-          <w:b/>
-          <w:bCs/>
-        </w:rPr>
-      </w:pPr>
-      <w:r>
-        <w:rPr>
-          <w:b/>
-          <w:bCs/>
-        </w:rPr>
-        <w:t>6</w:t>
-      </w:r>
-      <w:r>
-        <w:rPr>
-          <w:b/>
-          <w:bCs/>
-        </w:rPr>
-        <w:t>. CẢM BIẾN NHIỆT ĐỘ (DHT</w:t>
-      </w:r>
-      <w:r>
-        <w:rPr>
-          <w:b/>
-          <w:bCs/>
-        </w:rPr>
-        <w:t>1</w:t>
-      </w:r>
-      <w:r>
-        <w:rPr>
-          <w:b/>
-          <w:bCs/>
-        </w:rPr>
-        <w:t>1)</w:t>
-      </w:r>
-      <w:r>
-        <w:rPr>
-          <w:b/>
-          <w:bCs/>
-        </w:rPr>
-        <w:t xml:space="preserve"> -&gt; ESP32</w:t>
-      </w:r>
-    </w:p>
-    <w:p>
-      <w:r>
-        <w:t>========================</w:t>
-      </w:r>
-    </w:p>
-    <w:p>
-      <w:pPr>
-        <w:rPr>
-          <w:lang w:val="vi-VN"/>
-        </w:rPr>
-      </w:pPr>
-      <w:r>
-        <w:t xml:space="preserve">DATA → </w:t>
-      </w:r>
-      <w:r>
-        <w:t>D25</w:t>
-      </w:r>
-    </w:p>
-    <w:p>
-      <w:proofErr w:type="gramStart"/>
-      <w:r>
-        <w:t>VCC  →</w:t>
-      </w:r>
-      <w:proofErr w:type="gramEnd"/>
-      <w:r>
-        <w:t xml:space="preserve"> 3.3V</w:t>
-      </w:r>
-    </w:p>
-    <w:p>
-      <w:proofErr w:type="gramStart"/>
-      <w:r>
-        <w:t>GND  →</w:t>
-      </w:r>
-      <w:proofErr w:type="gramEnd"/>
-      <w:r>
-        <w:t xml:space="preserve"> GND</w:t>
-      </w:r>
-    </w:p>
-    <w:p/>
-    <w:p/>
-    <w:p/>
-    <w:p>
-      <w:pPr>
-        <w:rPr>
-          <w:b/>
-          <w:bCs/>
-          <w:lang w:val="vi-VN"/>
-        </w:rPr>
-      </w:pPr>
-      <w:r>
-        <w:rPr>
-          <w:b/>
-          <w:bCs/>
-        </w:rPr>
-        <w:lastRenderedPageBreak/>
-        <w:t>PCF8574</w:t>
-      </w:r>
-      <w:r>
-        <w:rPr>
-          <w:b/>
-          <w:bCs/>
-        </w:rPr>
-        <w:t>(2)-&gt;</w:t>
-      </w:r>
-      <w:r>
-        <w:rPr>
-          <w:b/>
-          <w:bCs/>
-          <w:lang w:val="vi-VN"/>
-        </w:rPr>
-        <w:t xml:space="preserve"> ESP32</w:t>
-      </w:r>
-    </w:p>
-    <w:p>
-      <w:r>
-        <w:t>S</w:t>
-      </w:r>
-      <w:r>
-        <w:t>LC</w:t>
-      </w:r>
-      <w:r>
-        <w:t xml:space="preserve"> </w:t>
-      </w:r>
-      <w:r>
-        <w:t xml:space="preserve">-&gt; </w:t>
-      </w:r>
-      <w:r>
-        <w:t>D</w:t>
-      </w:r>
-      <w:r>
-        <w:t>22</w:t>
-      </w:r>
-    </w:p>
-    <w:p>
-      <w:r>
-        <w:t>S</w:t>
-      </w:r>
-      <w:r>
-        <w:t>D</w:t>
-      </w:r>
-      <w:r>
-        <w:t xml:space="preserve">A </w:t>
-      </w:r>
-      <w:r>
-        <w:t>-&gt;</w:t>
-      </w:r>
-      <w:r>
-        <w:t>D</w:t>
-      </w:r>
-      <w:r>
-        <w:t>21</w:t>
-      </w:r>
-    </w:p>
-    <w:p/>
-    <w:p>
-      <w:r>
-        <w:t>========================</w:t>
-      </w:r>
-    </w:p>
-    <w:p>
-      <w:pPr>
-        <w:rPr>
-          <w:b/>
-          <w:bCs/>
-        </w:rPr>
-      </w:pPr>
-      <w:r>
-        <w:rPr>
-          <w:b/>
-          <w:bCs/>
-        </w:rPr>
-        <w:t>6. CẢM BIẾN GAS MQ → ESP32</w:t>
-      </w:r>
-    </w:p>
-    <w:p>
-      <w:r>
-        <w:t>========================</w:t>
-      </w:r>
-    </w:p>
-    <w:p>
-      <w:proofErr w:type="gramStart"/>
-      <w:r>
-        <w:t>AO  →</w:t>
-      </w:r>
-      <w:proofErr w:type="gramEnd"/>
-      <w:r>
-        <w:t xml:space="preserve"> GPIO34</w:t>
-      </w:r>
-    </w:p>
-    <w:p>
-      <w:r>
-        <w:t>VCC → 5V</w:t>
-      </w:r>
-    </w:p>
-    <w:p>
-      <w:r>
-        <w:t>GND → GND</w:t>
-      </w:r>
-    </w:p>
-    <w:p/>
-    <w:p>
-      <w:r>
-        <w:t>========================</w:t>
-      </w:r>
-    </w:p>
-    <w:p>
-      <w:pPr>
-        <w:rPr>
-          <w:b/>
-          <w:bCs/>
-        </w:rPr>
-      </w:pPr>
-      <w:r>
-        <w:rPr>
-          <w:b/>
-          <w:bCs/>
-        </w:rPr>
-        <w:t>7. CẢM BIẾN MƯA → ESP32</w:t>
-      </w:r>
-    </w:p>
-    <w:p>
-      <w:r>
-        <w:t>========================</w:t>
-      </w:r>
-    </w:p>
-    <w:p>
-      <w:r>
-        <w:t>D</w:t>
-      </w:r>
-      <w:proofErr w:type="gramStart"/>
-      <w:r>
-        <w:t>0  →</w:t>
-      </w:r>
-      <w:proofErr w:type="gramEnd"/>
-      <w:r>
-        <w:t xml:space="preserve"> GPIO35</w:t>
+      <w:r>
+        <w:t>D0  → GPIO35</w:t>
       </w:r>
     </w:p>
     <w:p>
@@ -755,7 +779,14 @@
           <w:b/>
           <w:bCs/>
         </w:rPr>
-        <w:t>9. CẢM BIẾN LỬA (FLAME)</w:t>
+        <w:t>11</w:t>
+      </w:r>
+      <w:r>
+        <w:rPr>
+          <w:b/>
+          <w:bCs/>
+        </w:rPr>
+        <w:t>. CẢM BIẾN LỬA (FLAME)</w:t>
       </w:r>
     </w:p>
     <w:p>
@@ -799,6 +830,7 @@
         <w:rPr>
           <w:lang w:val="vi-VN"/>
         </w:rPr>
+        <w:lastRenderedPageBreak/>
         <w:t>GND → GND</w:t>
       </w:r>
     </w:p>
@@ -808,6 +840,16 @@
           <w:lang w:val="vi-VN"/>
         </w:rPr>
       </w:pPr>
+    </w:p>
+    <w:p>
+      <w:pPr>
+        <w:rPr>
+          <w:lang w:val="vi-VN"/>
+        </w:rPr>
+      </w:pPr>
+      <w:r>
+        <w:t>========================</w:t>
+      </w:r>
     </w:p>
     <w:p>
       <w:pPr>
@@ -823,65 +865,109 @@
           <w:bCs/>
           <w:lang w:val="vi-VN"/>
         </w:rPr>
-        <w:lastRenderedPageBreak/>
-        <w:t>10.CÒI</w:t>
-      </w:r>
-    </w:p>
-    <w:p>
-      <w:r>
-        <w:rPr>
-          <w:lang w:val="vi-VN"/>
-        </w:rPr>
-        <w:t>CÒI -&gt; D15</w:t>
-      </w:r>
-    </w:p>
-    <w:p>
-      <w:r>
-        <w:t>GND -&gt; GND</w:t>
-      </w:r>
-    </w:p>
-    <w:p>
-      <w:pPr>
-        <w:rPr>
-          <w:lang w:val="vi-VN"/>
-        </w:rPr>
-      </w:pPr>
-    </w:p>
-    <w:p>
-      <w:pPr>
-        <w:rPr>
-          <w:lang w:val="vi-VN"/>
-        </w:rPr>
-      </w:pPr>
-      <w:r>
-        <w:rPr>
-          <w:lang w:val="vi-VN"/>
-        </w:rPr>
-        <w:t>========================</w:t>
-      </w:r>
-    </w:p>
-    <w:p>
-      <w:pPr>
+        <w:t>1</w:t>
+      </w:r>
+      <w:r>
+        <w:rPr>
+          <w:b/>
+          <w:bCs/>
+        </w:rPr>
+        <w:t>2</w:t>
+      </w:r>
+      <w:r>
         <w:rPr>
           <w:b/>
           <w:bCs/>
           <w:lang w:val="vi-VN"/>
         </w:rPr>
-      </w:pPr>
-      <w:r>
+        <w:t>.CÒI</w:t>
+      </w:r>
+    </w:p>
+    <w:p>
+      <w:pPr>
+        <w:rPr>
+          <w:lang w:val="vi-VN"/>
+        </w:rPr>
+      </w:pPr>
+      <w:r>
+        <w:t>========================</w:t>
+      </w:r>
+    </w:p>
+    <w:p>
+      <w:pPr>
+        <w:rPr>
+          <w:lang w:val="vi-VN"/>
+        </w:rPr>
+      </w:pPr>
+      <w:r>
+        <w:rPr>
+          <w:lang w:val="vi-VN"/>
+        </w:rPr>
+        <w:t>CÒI -&gt; D15</w:t>
+      </w:r>
+    </w:p>
+    <w:p>
+      <w:pPr>
+        <w:rPr>
+          <w:lang w:val="vi-VN"/>
+        </w:rPr>
+      </w:pPr>
+      <w:r>
+        <w:rPr>
+          <w:lang w:val="vi-VN"/>
+        </w:rPr>
+        <w:t>GND -&gt; GND</w:t>
+      </w:r>
+    </w:p>
+    <w:p>
+      <w:pPr>
+        <w:rPr>
+          <w:lang w:val="vi-VN"/>
+        </w:rPr>
+      </w:pPr>
+    </w:p>
+    <w:p>
+      <w:pPr>
+        <w:rPr>
+          <w:lang w:val="vi-VN"/>
+        </w:rPr>
+      </w:pPr>
+      <w:r>
+        <w:rPr>
+          <w:lang w:val="vi-VN"/>
+        </w:rPr>
+        <w:t>========================</w:t>
+      </w:r>
+    </w:p>
+    <w:p>
+      <w:pPr>
         <w:rPr>
           <w:b/>
           <w:bCs/>
           <w:lang w:val="vi-VN"/>
         </w:rPr>
-        <w:t>11</w:t>
-      </w:r>
+      </w:pPr>
       <w:r>
         <w:rPr>
           <w:b/>
           <w:bCs/>
           <w:lang w:val="vi-VN"/>
         </w:rPr>
+        <w:t>1</w:t>
+      </w:r>
+      <w:r>
+        <w:rPr>
+          <w:b/>
+          <w:bCs/>
+        </w:rPr>
+        <w:t>3</w:t>
+      </w:r>
+      <w:r>
+        <w:rPr>
+          <w:b/>
+          <w:bCs/>
+          <w:lang w:val="vi-VN"/>
+        </w:rPr>
         <w:t>. ESP8266 ĐIỀU KHIỂN</w:t>
       </w:r>
     </w:p>
@@ -921,7 +1007,19 @@
         <w:rPr>
           <w:lang w:val="vi-VN"/>
         </w:rPr>
-        <w:t>Servo mái che → D4 (GPIO2) | 0° đóng – 120° mở</w:t>
+        <w:t>Servo mái che → D</w:t>
+      </w:r>
+      <w:r>
+        <w:rPr>
+          <w:lang w:val="vi-VN"/>
+        </w:rPr>
+        <w:t>7</w:t>
+      </w:r>
+      <w:r>
+        <w:rPr>
+          <w:lang w:val="vi-VN"/>
+        </w:rPr>
+        <w:t xml:space="preserve"> (GPIO2) | 0° đóng – 120° mở</w:t>
       </w:r>
     </w:p>
     <w:p>
@@ -943,12 +1041,6 @@
           <w:lang w:val="vi-VN"/>
         </w:rPr>
       </w:pPr>
-      <w:r>
-        <w:rPr>
-          <w:lang w:val="vi-VN"/>
-        </w:rPr>
-        <w:t>Đèn 1  -&gt; D5</w:t>
-      </w:r>
     </w:p>
     <w:p>
       <w:pPr>
@@ -957,38 +1049,374 @@
         </w:rPr>
       </w:pPr>
       <w:r>
-        <w:rPr>
-          <w:lang w:val="vi-VN"/>
-        </w:rPr>
-        <w:t xml:space="preserve">Đèn 2 -&gt;D6 </w:t>
+        <w:t>========================</w:t>
       </w:r>
     </w:p>
     <w:p>
       <w:pPr>
         <w:rPr>
+          <w:b/>
+          <w:bCs/>
           <w:lang w:val="vi-VN"/>
         </w:rPr>
       </w:pPr>
       <w:r>
         <w:rPr>
-          <w:lang w:val="vi-VN"/>
-        </w:rPr>
-        <w:t>Đèn 3 -&gt; D7</w:t>
+          <w:b/>
+          <w:bCs/>
+        </w:rPr>
+        <w:t>1</w:t>
+      </w:r>
+      <w:r>
+        <w:rPr>
+          <w:b/>
+          <w:bCs/>
+        </w:rPr>
+        <w:t>4</w:t>
+      </w:r>
+      <w:r>
+        <w:rPr>
+          <w:b/>
+          <w:bCs/>
+        </w:rPr>
+        <w:t>. ESP8266 -&gt; PCF8574(3)</w:t>
       </w:r>
     </w:p>
     <w:p>
       <w:pPr>
         <w:rPr>
+          <w:b/>
+          <w:bCs/>
           <w:lang w:val="vi-VN"/>
         </w:rPr>
       </w:pPr>
       <w:r>
+        <w:t>========================</w:t>
+      </w:r>
+    </w:p>
+    <w:p>
+      <w:r>
+        <w:t>SDA -&gt; D6</w:t>
+      </w:r>
+    </w:p>
+    <w:p>
+      <w:pPr>
         <w:rPr>
           <w:lang w:val="vi-VN"/>
         </w:rPr>
-        <w:t>Đèn 4 -&gt; D8</w:t>
+      </w:pPr>
+      <w:r>
+        <w:t>SCL -&gt; D5</w:t>
       </w:r>
     </w:p>
+    <w:p>
+      <w:pPr>
+        <w:rPr>
+          <w:lang w:val="vi-VN"/>
+        </w:rPr>
+      </w:pPr>
+    </w:p>
+    <w:p>
+      <w:pPr>
+        <w:rPr>
+          <w:lang w:val="vi-VN"/>
+        </w:rPr>
+      </w:pPr>
+      <w:r>
+        <w:t>========================</w:t>
+      </w:r>
+    </w:p>
+    <w:p>
+      <w:pPr>
+        <w:rPr>
+          <w:b/>
+          <w:bCs/>
+          <w:lang w:val="vi-VN"/>
+        </w:rPr>
+      </w:pPr>
+      <w:r>
+        <w:rPr>
+          <w:b/>
+          <w:bCs/>
+        </w:rPr>
+        <w:t xml:space="preserve">15. </w:t>
+      </w:r>
+      <w:r>
+        <w:rPr>
+          <w:b/>
+          <w:bCs/>
+        </w:rPr>
+        <w:t>PCF8574(3)</w:t>
+      </w:r>
+      <w:r>
+        <w:rPr>
+          <w:b/>
+          <w:bCs/>
+        </w:rPr>
+        <w:t>-&gt; ULN2803A</w:t>
+      </w:r>
+    </w:p>
+    <w:p>
+      <w:pPr>
+        <w:rPr>
+          <w:b/>
+          <w:bCs/>
+          <w:lang w:val="vi-VN"/>
+        </w:rPr>
+      </w:pPr>
+      <w:r>
+        <w:t>========================</w:t>
+      </w:r>
+    </w:p>
+    <w:p>
+      <w:r>
+        <w:t>P0 -&gt; IN1</w:t>
+      </w:r>
+    </w:p>
+    <w:p>
+      <w:r>
+        <w:t>P1 -&gt; IN2</w:t>
+      </w:r>
+    </w:p>
+    <w:p>
+      <w:r>
+        <w:lastRenderedPageBreak/>
+        <w:t>P2 -&gt; IN3</w:t>
+      </w:r>
+    </w:p>
+    <w:p>
+      <w:pPr>
+        <w:rPr>
+          <w:lang w:val="vi-VN"/>
+        </w:rPr>
+      </w:pPr>
+      <w:r>
+        <w:t>P3</w:t>
+      </w:r>
+      <w:r>
+        <w:rPr>
+          <w:lang w:val="vi-VN"/>
+        </w:rPr>
+        <w:t xml:space="preserve"> </w:t>
+      </w:r>
+      <w:r>
+        <w:t>-&gt;IN4</w:t>
+      </w:r>
+    </w:p>
+    <w:p>
+      <w:pPr>
+        <w:rPr>
+          <w:lang w:val="vi-VN"/>
+        </w:rPr>
+      </w:pPr>
+    </w:p>
+    <w:p>
+      <w:pPr>
+        <w:rPr>
+          <w:lang w:val="vi-VN"/>
+        </w:rPr>
+      </w:pPr>
+      <w:r>
+        <w:t>========================</w:t>
+      </w:r>
+    </w:p>
+    <w:p>
+      <w:pPr>
+        <w:rPr>
+          <w:b/>
+          <w:bCs/>
+          <w:lang w:val="vi-VN"/>
+        </w:rPr>
+      </w:pPr>
+      <w:r>
+        <w:rPr>
+          <w:b/>
+          <w:bCs/>
+        </w:rPr>
+        <w:t>16</w:t>
+      </w:r>
+      <w:r>
+        <w:rPr>
+          <w:b/>
+          <w:bCs/>
+          <w:lang w:val="vi-VN"/>
+        </w:rPr>
+        <w:t xml:space="preserve">. ULN </w:t>
+      </w:r>
+      <w:r>
+        <w:rPr>
+          <w:b/>
+          <w:bCs/>
+          <w:lang w:val="vi-VN"/>
+        </w:rPr>
+        <w:t>2803A</w:t>
+      </w:r>
+    </w:p>
+    <w:p>
+      <w:pPr>
+        <w:rPr>
+          <w:b/>
+          <w:bCs/>
+          <w:lang w:val="vi-VN"/>
+        </w:rPr>
+      </w:pPr>
+      <w:r>
+        <w:t>========================</w:t>
+      </w:r>
+    </w:p>
+    <w:p>
+      <w:pPr>
+        <w:rPr>
+          <w:lang w:val="vi-VN"/>
+        </w:rPr>
+      </w:pPr>
+      <w:r>
+        <w:rPr>
+          <w:lang w:val="vi-VN"/>
+        </w:rPr>
+        <w:tab/>
+        <w:t>GND ----GND</w:t>
+      </w:r>
+    </w:p>
+    <w:p>
+      <w:pPr>
+        <w:rPr>
+          <w:lang w:val="vi-VN"/>
+        </w:rPr>
+      </w:pPr>
+      <w:r>
+        <w:rPr>
+          <w:lang w:val="vi-VN"/>
+        </w:rPr>
+        <w:tab/>
+        <w:t>COM -</w:t>
+      </w:r>
+      <w:r>
+        <w:rPr>
+          <w:lang w:val="vi-VN"/>
+        </w:rPr>
+        <w:sym w:font="Wingdings" w:char="F0E0"/>
+      </w:r>
+      <w:r>
+        <w:rPr>
+          <w:lang w:val="vi-VN"/>
+        </w:rPr>
+        <w:t xml:space="preserve"> 5V</w:t>
+      </w:r>
+    </w:p>
+    <w:p>
+      <w:pPr>
+        <w:rPr>
+          <w:lang w:val="vi-VN"/>
+        </w:rPr>
+      </w:pPr>
+    </w:p>
+    <w:p>
+      <w:pPr>
+        <w:rPr>
+          <w:lang w:val="vi-VN"/>
+        </w:rPr>
+      </w:pPr>
+      <w:r>
+        <w:t>========================</w:t>
+      </w:r>
+    </w:p>
+    <w:p>
+      <w:pPr>
+        <w:rPr>
+          <w:b/>
+          <w:bCs/>
+          <w:lang w:val="vi-VN"/>
+        </w:rPr>
+      </w:pPr>
+      <w:r>
+        <w:rPr>
+          <w:b/>
+          <w:bCs/>
+        </w:rPr>
+        <w:t>16. Đèn</w:t>
+      </w:r>
+      <w:r>
+        <w:rPr>
+          <w:b/>
+          <w:bCs/>
+          <w:lang w:val="vi-VN"/>
+        </w:rPr>
+        <w:t xml:space="preserve"> -</w:t>
+      </w:r>
+      <w:r>
+        <w:rPr>
+          <w:b/>
+          <w:bCs/>
+          <w:lang w:val="vi-VN"/>
+        </w:rPr>
+        <w:t xml:space="preserve">-&gt; </w:t>
+      </w:r>
+      <w:r>
+        <w:rPr>
+          <w:b/>
+          <w:bCs/>
+        </w:rPr>
+        <w:t>ULN2803</w:t>
+      </w:r>
+    </w:p>
+    <w:p>
+      <w:pPr>
+        <w:rPr>
+          <w:b/>
+          <w:bCs/>
+          <w:lang w:val="vi-VN"/>
+        </w:rPr>
+      </w:pPr>
+      <w:r>
+        <w:t>========================</w:t>
+      </w:r>
+    </w:p>
+    <w:p>
+      <w:r>
+        <w:rPr>
+          <w:lang w:val="vi-VN"/>
+        </w:rPr>
+        <w:t xml:space="preserve">Đèn 1  -&gt; </w:t>
+      </w:r>
+      <w:r>
+        <w:t>OUT 1</w:t>
+      </w:r>
+    </w:p>
+    <w:p>
+      <w:r>
+        <w:rPr>
+          <w:lang w:val="vi-VN"/>
+        </w:rPr>
+        <w:t>Đèn 2 -</w:t>
+      </w:r>
+      <w:r>
+        <w:t>&gt; OUT 2</w:t>
+      </w:r>
+    </w:p>
+    <w:p>
+      <w:r>
+        <w:rPr>
+          <w:lang w:val="vi-VN"/>
+        </w:rPr>
+        <w:t xml:space="preserve">Đèn 3 -&gt; </w:t>
+      </w:r>
+      <w:r>
+        <w:t>OUT 3</w:t>
+      </w:r>
+    </w:p>
+    <w:p>
+      <w:r>
+        <w:rPr>
+          <w:lang w:val="vi-VN"/>
+        </w:rPr>
+        <w:t xml:space="preserve">Đèn 4 -&gt; </w:t>
+      </w:r>
+      <w:r>
+        <w:t>OUT 4</w:t>
+      </w:r>
+    </w:p>
+    <w:p/>
     <w:p>
       <w:pPr>
         <w:pStyle w:val="ListParagraph"/>
@@ -1019,18 +1447,18 @@
           <w:lang w:val="vi-VN"/>
         </w:rPr>
       </w:pPr>
-    </w:p>
-    <w:p>
-      <w:pPr>
-        <w:rPr>
+      <w:r>
+        <w:rPr>
+          <w:rFonts w:ascii="Segoe UI Symbol" w:hAnsi="Segoe UI Symbol" w:cs="Segoe UI Symbol"/>
           <w:lang w:val="vi-VN"/>
         </w:rPr>
-      </w:pPr>
+        <w:t>⚠</w:t>
+      </w:r>
       <w:r>
         <w:rPr>
           <w:lang w:val="vi-VN"/>
         </w:rPr>
-        <w:t>⚠ Servo dùng nguồn 5–6V riêng, chung GND với ESP8266</w:t>
+        <w:t xml:space="preserve"> Servo dùng nguồn 5–6V riêng, chung GND với ESP8266</w:t>
       </w:r>
     </w:p>
     <w:p>

--- a/Noi day/Sơ đồ nối dây hệ thống.docx
+++ b/Noi day/Sơ đồ nối dây hệ thống.docx
@@ -760,99 +760,12 @@
         <w:t>GND → GND</w:t>
       </w:r>
     </w:p>
-    <w:p/>
-    <w:p/>
     <w:p>
-      <w:r>
-        <w:t>========================</w:t>
-      </w:r>
-    </w:p>
-    <w:p>
-      <w:pPr>
-        <w:rPr>
-          <w:b/>
-          <w:bCs/>
-        </w:rPr>
-      </w:pPr>
-      <w:r>
-        <w:rPr>
-          <w:b/>
-          <w:bCs/>
-        </w:rPr>
-        <w:t>11</w:t>
-      </w:r>
-      <w:r>
-        <w:rPr>
-          <w:b/>
-          <w:bCs/>
-        </w:rPr>
-        <w:t>. CẢM BIẾN LỬA (FLAME)</w:t>
-      </w:r>
-    </w:p>
-    <w:p>
-      <w:r>
-        <w:t>========================</w:t>
-      </w:r>
-    </w:p>
-    <w:p>
-      <w:pPr>
-        <w:rPr>
-          <w:lang w:val="vi-VN"/>
-        </w:rPr>
-      </w:pPr>
-      <w:r>
-        <w:t xml:space="preserve">DO → </w:t>
-      </w:r>
-      <w:r>
-        <w:t>GPIO27</w:t>
-      </w:r>
-    </w:p>
-    <w:p>
-      <w:pPr>
-        <w:rPr>
-          <w:lang w:val="vi-VN"/>
-        </w:rPr>
-      </w:pPr>
-      <w:r>
-        <w:rPr>
-          <w:lang w:val="vi-VN"/>
-        </w:rPr>
-        <w:t>VCC → 3.3V</w:t>
-      </w:r>
-    </w:p>
-    <w:p>
-      <w:pPr>
-        <w:rPr>
-          <w:lang w:val="vi-VN"/>
-        </w:rPr>
-      </w:pPr>
-      <w:r>
-        <w:rPr>
-          <w:lang w:val="vi-VN"/>
-        </w:rPr>
-        <w:lastRenderedPageBreak/>
-        <w:t>GND → GND</w:t>
-      </w:r>
-    </w:p>
-    <w:p>
-      <w:pPr>
-        <w:rPr>
-          <w:lang w:val="vi-VN"/>
-        </w:rPr>
-      </w:pPr>
-    </w:p>
-    <w:p>
-      <w:pPr>
-        <w:rPr>
-          <w:lang w:val="vi-VN"/>
-        </w:rPr>
-      </w:pPr>
-      <w:r>
-        <w:t>========================</w:t>
-      </w:r>
-    </w:p>
-    <w:p>
-      <w:pPr>
+      <w:pPr>
+        <w:pBdr>
+          <w:top w:val="double" w:sz="6" w:space="1" w:color="auto"/>
+          <w:bottom w:val="double" w:sz="6" w:space="1" w:color="auto"/>
+        </w:pBdr>
         <w:rPr>
           <w:b/>
           <w:bCs/>
@@ -863,16 +776,15 @@
         <w:rPr>
           <w:b/>
           <w:bCs/>
-          <w:lang w:val="vi-VN"/>
-        </w:rPr>
-        <w:t>1</w:t>
+        </w:rPr>
+        <w:t xml:space="preserve">11. </w:t>
       </w:r>
       <w:r>
         <w:rPr>
           <w:b/>
           <w:bCs/>
         </w:rPr>
-        <w:t>2</w:t>
+        <w:t>Cảm</w:t>
       </w:r>
       <w:r>
         <w:rPr>
@@ -880,7 +792,7 @@
           <w:bCs/>
           <w:lang w:val="vi-VN"/>
         </w:rPr>
-        <w:t>.CÒI</w:t>
+        <w:t xml:space="preserve"> biến thân nhiệt chuyển động PIR HC-SR501 -&gt; esp32</w:t>
       </w:r>
     </w:p>
     <w:p>
@@ -890,7 +802,10 @@
         </w:rPr>
       </w:pPr>
       <w:r>
-        <w:t>========================</w:t>
+        <w:rPr>
+          <w:lang w:val="vi-VN"/>
+        </w:rPr>
+        <w:t>Vcc -&gt; 5V</w:t>
       </w:r>
     </w:p>
     <w:p>
@@ -903,7 +818,7 @@
         <w:rPr>
           <w:lang w:val="vi-VN"/>
         </w:rPr>
-        <w:t>CÒI -&gt; D15</w:t>
+        <w:t>GND-&gt; GND</w:t>
       </w:r>
     </w:p>
     <w:p>
@@ -913,10 +828,93 @@
         </w:rPr>
       </w:pPr>
       <w:r>
+        <w:t>Out</w:t>
+      </w:r>
+      <w:r>
         <w:rPr>
           <w:lang w:val="vi-VN"/>
         </w:rPr>
-        <w:t>GND -&gt; GND</w:t>
+        <w:t xml:space="preserve"> -&gt; GPIO 17</w:t>
+      </w:r>
+    </w:p>
+    <w:p/>
+    <w:p>
+      <w:r>
+        <w:t>========================</w:t>
+      </w:r>
+    </w:p>
+    <w:p>
+      <w:pPr>
+        <w:rPr>
+          <w:b/>
+          <w:bCs/>
+        </w:rPr>
+      </w:pPr>
+      <w:r>
+        <w:rPr>
+          <w:b/>
+          <w:bCs/>
+        </w:rPr>
+        <w:t>1</w:t>
+      </w:r>
+      <w:r>
+        <w:rPr>
+          <w:b/>
+          <w:bCs/>
+        </w:rPr>
+        <w:t>2</w:t>
+      </w:r>
+      <w:r>
+        <w:rPr>
+          <w:b/>
+          <w:bCs/>
+        </w:rPr>
+        <w:t>. CẢM BIẾN LỬA (FLAME)</w:t>
+      </w:r>
+    </w:p>
+    <w:p>
+      <w:r>
+        <w:lastRenderedPageBreak/>
+        <w:t>========================</w:t>
+      </w:r>
+    </w:p>
+    <w:p>
+      <w:pPr>
+        <w:rPr>
+          <w:lang w:val="vi-VN"/>
+        </w:rPr>
+      </w:pPr>
+      <w:r>
+        <w:t xml:space="preserve">DO → </w:t>
+      </w:r>
+      <w:r>
+        <w:t>GPIO27</w:t>
+      </w:r>
+    </w:p>
+    <w:p>
+      <w:pPr>
+        <w:rPr>
+          <w:lang w:val="vi-VN"/>
+        </w:rPr>
+      </w:pPr>
+      <w:r>
+        <w:rPr>
+          <w:lang w:val="vi-VN"/>
+        </w:rPr>
+        <w:t>VCC → 3.3V</w:t>
+      </w:r>
+    </w:p>
+    <w:p>
+      <w:pPr>
+        <w:rPr>
+          <w:lang w:val="vi-VN"/>
+        </w:rPr>
+      </w:pPr>
+      <w:r>
+        <w:rPr>
+          <w:lang w:val="vi-VN"/>
+        </w:rPr>
+        <w:t>GND → GND</w:t>
       </w:r>
     </w:p>
     <w:p>
@@ -968,7 +966,7 @@
           <w:bCs/>
           <w:lang w:val="vi-VN"/>
         </w:rPr>
-        <w:t>. ESP8266 ĐIỀU KHIỂN</w:t>
+        <w:t>.CÒI</w:t>
       </w:r>
     </w:p>
     <w:p>
@@ -994,7 +992,7 @@
         <w:rPr>
           <w:lang w:val="vi-VN"/>
         </w:rPr>
-        <w:t>Servo cửa     → D2 (GPIO4) | 150° đóng – 80° mở</w:t>
+        <w:t>CÒI -&gt; D15</w:t>
       </w:r>
     </w:p>
     <w:p>
@@ -1007,19 +1005,7 @@
         <w:rPr>
           <w:lang w:val="vi-VN"/>
         </w:rPr>
-        <w:t>Servo mái che → D</w:t>
-      </w:r>
-      <w:r>
-        <w:rPr>
-          <w:lang w:val="vi-VN"/>
-        </w:rPr>
-        <w:t>7</w:t>
-      </w:r>
-      <w:r>
-        <w:rPr>
-          <w:lang w:val="vi-VN"/>
-        </w:rPr>
-        <w:t xml:space="preserve"> (GPIO2) | 0° đóng – 120° mở</w:t>
+        <w:t>GND -&gt; GND</w:t>
       </w:r>
     </w:p>
     <w:p>
@@ -1028,12 +1014,6 @@
           <w:lang w:val="vi-VN"/>
         </w:rPr>
       </w:pPr>
-      <w:r>
-        <w:rPr>
-          <w:lang w:val="vi-VN"/>
-        </w:rPr>
-        <w:t>Quạt (relay)  → D1 (GPIO5)</w:t>
-      </w:r>
     </w:p>
     <w:p>
       <w:pPr>
@@ -1041,14 +1021,10 @@
           <w:lang w:val="vi-VN"/>
         </w:rPr>
       </w:pPr>
-    </w:p>
-    <w:p>
-      <w:pPr>
+      <w:r>
         <w:rPr>
           <w:lang w:val="vi-VN"/>
         </w:rPr>
-      </w:pPr>
-      <w:r>
         <w:t>========================</w:t>
       </w:r>
     </w:p>
@@ -1064,6 +1040,7 @@
         <w:rPr>
           <w:b/>
           <w:bCs/>
+          <w:lang w:val="vi-VN"/>
         </w:rPr>
         <w:t>1</w:t>
       </w:r>
@@ -1075,28 +1052,25 @@
         <w:t>4</w:t>
       </w:r>
       <w:r>
-        <w:rPr>
-          <w:b/>
-          <w:bCs/>
-        </w:rPr>
-        <w:t>. ESP8266 -&gt; PCF8574(3)</w:t>
-      </w:r>
-    </w:p>
-    <w:p>
-      <w:pPr>
         <w:rPr>
           <w:b/>
           <w:bCs/>
           <w:lang w:val="vi-VN"/>
         </w:rPr>
-      </w:pPr>
-      <w:r>
-        <w:t>========================</w:t>
+        <w:t>. ESP8266 ĐIỀU KHIỂN</w:t>
       </w:r>
     </w:p>
     <w:p>
-      <w:r>
-        <w:t>SDA -&gt; D6</w:t>
+      <w:pPr>
+        <w:rPr>
+          <w:lang w:val="vi-VN"/>
+        </w:rPr>
+      </w:pPr>
+      <w:r>
+        <w:rPr>
+          <w:lang w:val="vi-VN"/>
+        </w:rPr>
+        <w:t>========================</w:t>
       </w:r>
     </w:p>
     <w:p>
@@ -1106,7 +1080,48 @@
         </w:rPr>
       </w:pPr>
       <w:r>
-        <w:t>SCL -&gt; D5</w:t>
+        <w:rPr>
+          <w:lang w:val="vi-VN"/>
+        </w:rPr>
+        <w:t>Servo cửa     → D2 (GPIO4) | 150° đóng – 80° mở</w:t>
+      </w:r>
+    </w:p>
+    <w:p>
+      <w:pPr>
+        <w:rPr>
+          <w:lang w:val="vi-VN"/>
+        </w:rPr>
+      </w:pPr>
+      <w:r>
+        <w:rPr>
+          <w:lang w:val="vi-VN"/>
+        </w:rPr>
+        <w:t>Servo mái che → D</w:t>
+      </w:r>
+      <w:r>
+        <w:rPr>
+          <w:lang w:val="vi-VN"/>
+        </w:rPr>
+        <w:t>7</w:t>
+      </w:r>
+      <w:r>
+        <w:rPr>
+          <w:lang w:val="vi-VN"/>
+        </w:rPr>
+        <w:t xml:space="preserve"> (GPIO2) | 0° đóng – 120° mở</w:t>
+      </w:r>
+    </w:p>
+    <w:p>
+      <w:pPr>
+        <w:rPr>
+          <w:lang w:val="vi-VN"/>
+        </w:rPr>
+      </w:pPr>
+      <w:r>
+        <w:rPr>
+          <w:lang w:val="vi-VN"/>
+        </w:rPr>
+        <w:t>Quạt (relay)  → D1 (GPIO5)</w:t>
       </w:r>
     </w:p>
     <w:p>
@@ -1139,21 +1154,21 @@
           <w:b/>
           <w:bCs/>
         </w:rPr>
-        <w:t xml:space="preserve">15. </w:t>
+        <w:t>1</w:t>
       </w:r>
       <w:r>
         <w:rPr>
           <w:b/>
           <w:bCs/>
         </w:rPr>
-        <w:t>PCF8574(3)</w:t>
+        <w:t>5</w:t>
       </w:r>
       <w:r>
         <w:rPr>
           <w:b/>
           <w:bCs/>
         </w:rPr>
-        <w:t>-&gt; ULN2803A</w:t>
+        <w:t>. ESP8266 -&gt; PCF8574(3)</w:t>
       </w:r>
     </w:p>
     <w:p>
@@ -1170,37 +1185,17 @@
     </w:p>
     <w:p>
       <w:r>
-        <w:t>P0 -&gt; IN1</w:t>
+        <w:t>SDA -&gt; D6</w:t>
       </w:r>
     </w:p>
     <w:p>
-      <w:r>
-        <w:t>P1 -&gt; IN2</w:t>
-      </w:r>
-    </w:p>
-    <w:p>
-      <w:r>
-        <w:lastRenderedPageBreak/>
-        <w:t>P2 -&gt; IN3</w:t>
-      </w:r>
-    </w:p>
-    <w:p>
       <w:pPr>
         <w:rPr>
           <w:lang w:val="vi-VN"/>
         </w:rPr>
       </w:pPr>
       <w:r>
-        <w:t>P3</w:t>
-      </w:r>
-      <w:r>
-        <w:rPr>
-          <w:lang w:val="vi-VN"/>
-        </w:rPr>
-        <w:t xml:space="preserve"> </w:t>
-      </w:r>
-      <w:r>
-        <w:t>-&gt;IN4</w:t>
+        <w:t>SCL -&gt; D5</w:t>
       </w:r>
     </w:p>
     <w:p>
@@ -1233,108 +1228,237 @@
           <w:b/>
           <w:bCs/>
         </w:rPr>
-        <w:t>16</w:t>
-      </w:r>
-      <w:r>
+        <w:t>1</w:t>
+      </w:r>
+      <w:r>
+        <w:rPr>
+          <w:b/>
+          <w:bCs/>
+        </w:rPr>
+        <w:t>6</w:t>
+      </w:r>
+      <w:r>
+        <w:rPr>
+          <w:b/>
+          <w:bCs/>
+        </w:rPr>
+        <w:t xml:space="preserve"> </w:t>
+      </w:r>
+      <w:r>
+        <w:rPr>
+          <w:b/>
+          <w:bCs/>
+        </w:rPr>
+        <w:t>PCF8574(3)</w:t>
+      </w:r>
+      <w:r>
+        <w:rPr>
+          <w:b/>
+          <w:bCs/>
+        </w:rPr>
+        <w:t>-&gt; ULN2803A</w:t>
+      </w:r>
+    </w:p>
+    <w:p>
+      <w:pPr>
         <w:rPr>
           <w:b/>
           <w:bCs/>
           <w:lang w:val="vi-VN"/>
         </w:rPr>
-        <w:t xml:space="preserve">. ULN </w:t>
-      </w:r>
-      <w:r>
+      </w:pPr>
+      <w:r>
+        <w:lastRenderedPageBreak/>
+        <w:t>========================</w:t>
+      </w:r>
+    </w:p>
+    <w:p>
+      <w:r>
+        <w:t>P0 -&gt; IN1</w:t>
+      </w:r>
+    </w:p>
+    <w:p>
+      <w:r>
+        <w:t>P1 -&gt; IN2</w:t>
+      </w:r>
+    </w:p>
+    <w:p>
+      <w:r>
+        <w:t>P2 -&gt; IN3</w:t>
+      </w:r>
+    </w:p>
+    <w:p>
+      <w:pPr>
+        <w:rPr>
+          <w:lang w:val="vi-VN"/>
+        </w:rPr>
+      </w:pPr>
+      <w:r>
+        <w:t>P3</w:t>
+      </w:r>
+      <w:r>
+        <w:rPr>
+          <w:lang w:val="vi-VN"/>
+        </w:rPr>
+        <w:t xml:space="preserve"> </w:t>
+      </w:r>
+      <w:r>
+        <w:t>-&gt;IN4</w:t>
+      </w:r>
+    </w:p>
+    <w:p>
+      <w:pPr>
+        <w:rPr>
+          <w:lang w:val="vi-VN"/>
+        </w:rPr>
+      </w:pPr>
+    </w:p>
+    <w:p>
+      <w:pPr>
+        <w:rPr>
+          <w:lang w:val="vi-VN"/>
+        </w:rPr>
+      </w:pPr>
+      <w:r>
+        <w:t>========================</w:t>
+      </w:r>
+    </w:p>
+    <w:p>
+      <w:pPr>
         <w:rPr>
           <w:b/>
           <w:bCs/>
           <w:lang w:val="vi-VN"/>
         </w:rPr>
-        <w:t>2803A</w:t>
-      </w:r>
-    </w:p>
-    <w:p>
-      <w:pPr>
+      </w:pPr>
+      <w:r>
+        <w:rPr>
+          <w:b/>
+          <w:bCs/>
+        </w:rPr>
+        <w:t>1</w:t>
+      </w:r>
+      <w:r>
+        <w:rPr>
+          <w:b/>
+          <w:bCs/>
+        </w:rPr>
+        <w:t>7</w:t>
+      </w:r>
+      <w:r>
         <w:rPr>
           <w:b/>
           <w:bCs/>
           <w:lang w:val="vi-VN"/>
         </w:rPr>
-      </w:pPr>
-      <w:r>
-        <w:t>========================</w:t>
-      </w:r>
-    </w:p>
-    <w:p>
-      <w:pPr>
-        <w:rPr>
-          <w:lang w:val="vi-VN"/>
-        </w:rPr>
-      </w:pPr>
-      <w:r>
-        <w:rPr>
-          <w:lang w:val="vi-VN"/>
-        </w:rPr>
-        <w:tab/>
-        <w:t>GND ----GND</w:t>
-      </w:r>
-    </w:p>
-    <w:p>
-      <w:pPr>
-        <w:rPr>
-          <w:lang w:val="vi-VN"/>
-        </w:rPr>
-      </w:pPr>
-      <w:r>
-        <w:rPr>
-          <w:lang w:val="vi-VN"/>
-        </w:rPr>
-        <w:tab/>
-        <w:t>COM -</w:t>
-      </w:r>
-      <w:r>
-        <w:rPr>
-          <w:lang w:val="vi-VN"/>
-        </w:rPr>
-        <w:sym w:font="Wingdings" w:char="F0E0"/>
-      </w:r>
-      <w:r>
-        <w:rPr>
-          <w:lang w:val="vi-VN"/>
-        </w:rPr>
-        <w:t xml:space="preserve"> 5V</w:t>
-      </w:r>
-    </w:p>
-    <w:p>
-      <w:pPr>
-        <w:rPr>
-          <w:lang w:val="vi-VN"/>
-        </w:rPr>
-      </w:pPr>
-    </w:p>
-    <w:p>
-      <w:pPr>
-        <w:rPr>
-          <w:lang w:val="vi-VN"/>
-        </w:rPr>
-      </w:pPr>
-      <w:r>
-        <w:t>========================</w:t>
-      </w:r>
-    </w:p>
-    <w:p>
-      <w:pPr>
+        <w:t xml:space="preserve">. ULN </w:t>
+      </w:r>
+      <w:r>
         <w:rPr>
           <w:b/>
           <w:bCs/>
           <w:lang w:val="vi-VN"/>
         </w:rPr>
-      </w:pPr>
-      <w:r>
+        <w:t>2803A</w:t>
+      </w:r>
+    </w:p>
+    <w:p>
+      <w:pPr>
         <w:rPr>
           <w:b/>
           <w:bCs/>
-        </w:rPr>
-        <w:t>16. Đèn</w:t>
+          <w:lang w:val="vi-VN"/>
+        </w:rPr>
+      </w:pPr>
+      <w:r>
+        <w:t>========================</w:t>
+      </w:r>
+    </w:p>
+    <w:p>
+      <w:pPr>
+        <w:rPr>
+          <w:lang w:val="vi-VN"/>
+        </w:rPr>
+      </w:pPr>
+      <w:r>
+        <w:rPr>
+          <w:lang w:val="vi-VN"/>
+        </w:rPr>
+        <w:tab/>
+        <w:t>GND ----GND</w:t>
+      </w:r>
+    </w:p>
+    <w:p>
+      <w:pPr>
+        <w:rPr>
+          <w:lang w:val="vi-VN"/>
+        </w:rPr>
+      </w:pPr>
+      <w:r>
+        <w:rPr>
+          <w:lang w:val="vi-VN"/>
+        </w:rPr>
+        <w:tab/>
+        <w:t>COM -</w:t>
+      </w:r>
+      <w:r>
+        <w:rPr>
+          <w:lang w:val="vi-VN"/>
+        </w:rPr>
+        <w:sym w:font="Wingdings" w:char="F0E0"/>
+      </w:r>
+      <w:r>
+        <w:rPr>
+          <w:lang w:val="vi-VN"/>
+        </w:rPr>
+        <w:t xml:space="preserve"> 5V</w:t>
+      </w:r>
+    </w:p>
+    <w:p>
+      <w:pPr>
+        <w:rPr>
+          <w:lang w:val="vi-VN"/>
+        </w:rPr>
+      </w:pPr>
+    </w:p>
+    <w:p>
+      <w:pPr>
+        <w:rPr>
+          <w:lang w:val="vi-VN"/>
+        </w:rPr>
+      </w:pPr>
+      <w:r>
+        <w:t>========================</w:t>
+      </w:r>
+    </w:p>
+    <w:p>
+      <w:pPr>
+        <w:rPr>
+          <w:b/>
+          <w:bCs/>
+          <w:lang w:val="vi-VN"/>
+        </w:rPr>
+      </w:pPr>
+      <w:r>
+        <w:rPr>
+          <w:b/>
+          <w:bCs/>
+        </w:rPr>
+        <w:t>1</w:t>
+      </w:r>
+      <w:r>
+        <w:rPr>
+          <w:b/>
+          <w:bCs/>
+        </w:rPr>
+        <w:t>8</w:t>
+      </w:r>
+      <w:r>
+        <w:rPr>
+          <w:b/>
+          <w:bCs/>
+        </w:rPr>
+        <w:t>. Đèn</w:t>
       </w:r>
       <w:r>
         <w:rPr>
